--- a/Requisitos/Documentos de Casos de Uso/CSU05 - ManterAgendamento(Profissional).docx
+++ b/Requisitos/Documentos de Casos de Uso/CSU05 - ManterAgendamento(Profissional).docx
@@ -61,6 +61,7 @@
         </w:rPr>
         <w:t xml:space="preserve">Manter </w:t>
       </w:r>
+      <w:proofErr w:type="gramStart"/>
       <w:r>
         <w:rPr>
           <w:rFonts w:ascii="Times New Roman" w:hAnsi="Times New Roman" w:cs="Times New Roman"/>
@@ -69,7 +70,18 @@
           <w:szCs w:val="36"/>
           <w:lang w:val="pt-BR"/>
         </w:rPr>
-        <w:t>Agendamento(Profissional)</w:t>
+        <w:t>Agendamento(</w:t>
+      </w:r>
+      <w:proofErr w:type="gramEnd"/>
+      <w:r>
+        <w:rPr>
+          <w:rFonts w:ascii="Times New Roman" w:hAnsi="Times New Roman" w:cs="Times New Roman"/>
+          <w:b/>
+          <w:sz w:val="36"/>
+          <w:szCs w:val="36"/>
+          <w:lang w:val="pt-BR"/>
+        </w:rPr>
+        <w:t>Profissional)</w:t>
       </w:r>
     </w:p>
     <w:p>
@@ -1292,7 +1304,30 @@
                 <w:rFonts w:ascii="Times New Roman" w:hAnsi="Times New Roman" w:cs="Times New Roman"/>
                 <w:sz w:val="28"/>
               </w:rPr>
-              <w:t xml:space="preserve"> "Chat"</w:t>
+              <w:t xml:space="preserve"> "Chat</w:t>
+            </w:r>
+            <w:r>
+              <w:rPr>
+                <w:rFonts w:ascii="Times New Roman" w:hAnsi="Times New Roman" w:cs="Times New Roman"/>
+                <w:sz w:val="28"/>
+              </w:rPr>
+              <w:t xml:space="preserve"> com </w:t>
+            </w:r>
+            <w:proofErr w:type="spellStart"/>
+            <w:r>
+              <w:rPr>
+                <w:rFonts w:ascii="Times New Roman" w:hAnsi="Times New Roman" w:cs="Times New Roman"/>
+                <w:sz w:val="28"/>
+              </w:rPr>
+              <w:t>Cliente</w:t>
+            </w:r>
+            <w:proofErr w:type="spellEnd"/>
+            <w:r>
+              <w:rPr>
+                <w:rFonts w:ascii="Times New Roman" w:hAnsi="Times New Roman" w:cs="Times New Roman"/>
+                <w:sz w:val="28"/>
+              </w:rPr>
+              <w:t>"</w:t>
             </w:r>
             <w:r>
               <w:rPr>
@@ -2078,7 +2113,18 @@
           <w:p>
             <w:pPr>
               <w:jc w:val="center"/>
-            </w:pPr>
+              <w:rPr>
+                <w:sz w:val="24"/>
+                <w:szCs w:val="24"/>
+              </w:rPr>
+            </w:pPr>
+            <w:r>
+              <w:rPr>
+                <w:sz w:val="24"/>
+                <w:szCs w:val="24"/>
+              </w:rPr>
+              <w:t>10/10/2026</w:t>
+            </w:r>
           </w:p>
         </w:tc>
         <w:tc>
@@ -2094,7 +2140,18 @@
           <w:p>
             <w:pPr>
               <w:jc w:val="center"/>
-            </w:pPr>
+              <w:rPr>
+                <w:sz w:val="24"/>
+                <w:szCs w:val="24"/>
+              </w:rPr>
+            </w:pPr>
+            <w:r>
+              <w:rPr>
+                <w:sz w:val="24"/>
+                <w:szCs w:val="24"/>
+              </w:rPr>
+              <w:t>Hiakewve</w:t>
+            </w:r>
           </w:p>
         </w:tc>
         <w:tc>
@@ -2110,7 +2167,91 @@
           <w:p>
             <w:pPr>
               <w:jc w:val="center"/>
-            </w:pPr>
+              <w:rPr>
+                <w:sz w:val="24"/>
+                <w:szCs w:val="24"/>
+              </w:rPr>
+            </w:pPr>
+            <w:proofErr w:type="spellStart"/>
+            <w:r>
+              <w:rPr>
+                <w:sz w:val="24"/>
+                <w:szCs w:val="24"/>
+              </w:rPr>
+              <w:t>Revisão</w:t>
+            </w:r>
+            <w:proofErr w:type="spellEnd"/>
+            <w:r>
+              <w:rPr>
+                <w:sz w:val="24"/>
+                <w:szCs w:val="24"/>
+              </w:rPr>
+              <w:t xml:space="preserve"> do </w:t>
+            </w:r>
+            <w:proofErr w:type="spellStart"/>
+            <w:r>
+              <w:rPr>
+                <w:sz w:val="24"/>
+                <w:szCs w:val="24"/>
+              </w:rPr>
+              <w:t>documento</w:t>
+            </w:r>
+            <w:proofErr w:type="spellEnd"/>
+            <w:r>
+              <w:rPr>
+                <w:sz w:val="24"/>
+                <w:szCs w:val="24"/>
+              </w:rPr>
+              <w:t xml:space="preserve"> </w:t>
+            </w:r>
+            <w:r>
+              <w:rPr>
+                <w:sz w:val="24"/>
+                <w:szCs w:val="24"/>
+              </w:rPr>
+              <w:t xml:space="preserve">de </w:t>
+            </w:r>
+            <w:proofErr w:type="spellStart"/>
+            <w:r>
+              <w:rPr>
+                <w:sz w:val="24"/>
+                <w:szCs w:val="24"/>
+              </w:rPr>
+              <w:t>acordo</w:t>
+            </w:r>
+            <w:proofErr w:type="spellEnd"/>
+            <w:r>
+              <w:rPr>
+                <w:sz w:val="24"/>
+                <w:szCs w:val="24"/>
+              </w:rPr>
+              <w:t xml:space="preserve"> com o </w:t>
+            </w:r>
+            <w:proofErr w:type="spellStart"/>
+            <w:r>
+              <w:rPr>
+                <w:sz w:val="24"/>
+                <w:szCs w:val="24"/>
+              </w:rPr>
+              <w:t>protótipo</w:t>
+            </w:r>
+            <w:proofErr w:type="spellEnd"/>
+            <w:r>
+              <w:rPr>
+                <w:sz w:val="24"/>
+                <w:szCs w:val="24"/>
+              </w:rPr>
+              <w:t xml:space="preserve"> da </w:t>
+            </w:r>
+            <w:proofErr w:type="spellStart"/>
+            <w:r>
+              <w:rPr>
+                <w:sz w:val="24"/>
+                <w:szCs w:val="24"/>
+              </w:rPr>
+              <w:t>tela</w:t>
+            </w:r>
+            <w:proofErr w:type="spellEnd"/>
           </w:p>
         </w:tc>
       </w:tr>

--- a/Requisitos/Documentos de Casos de Uso/CSU05 - ManterAgendamento(Profissional).docx
+++ b/Requisitos/Documentos de Casos de Uso/CSU05 - ManterAgendamento(Profissional).docx
@@ -61,7 +61,6 @@
         </w:rPr>
         <w:t xml:space="preserve">Manter </w:t>
       </w:r>
-      <w:proofErr w:type="gramStart"/>
       <w:r>
         <w:rPr>
           <w:rFonts w:ascii="Times New Roman" w:hAnsi="Times New Roman" w:cs="Times New Roman"/>
@@ -70,18 +69,7 @@
           <w:szCs w:val="36"/>
           <w:lang w:val="pt-BR"/>
         </w:rPr>
-        <w:t>Agendamento(</w:t>
-      </w:r>
-      <w:proofErr w:type="gramEnd"/>
-      <w:r>
-        <w:rPr>
-          <w:rFonts w:ascii="Times New Roman" w:hAnsi="Times New Roman" w:cs="Times New Roman"/>
-          <w:b/>
-          <w:sz w:val="36"/>
-          <w:szCs w:val="36"/>
-          <w:lang w:val="pt-BR"/>
-        </w:rPr>
-        <w:t>Profissional)</w:t>
+        <w:t>Agendamento(Profissional)</w:t>
       </w:r>
     </w:p>
     <w:p>
@@ -98,19 +86,11 @@
           <w:rFonts w:ascii="Times New Roman" w:hAnsi="Times New Roman" w:cs="Times New Roman"/>
         </w:rPr>
       </w:pPr>
-      <w:proofErr w:type="spellStart"/>
       <w:r>
         <w:rPr>
           <w:rFonts w:ascii="Times New Roman" w:hAnsi="Times New Roman" w:cs="Times New Roman"/>
         </w:rPr>
-        <w:t>Seção</w:t>
-      </w:r>
-      <w:proofErr w:type="spellEnd"/>
-      <w:r>
-        <w:rPr>
-          <w:rFonts w:ascii="Times New Roman" w:hAnsi="Times New Roman" w:cs="Times New Roman"/>
-        </w:rPr>
-        <w:t>:</w:t>
+        <w:t>Seção:</w:t>
       </w:r>
       <w:r>
         <w:t xml:space="preserve"> </w:t>
@@ -157,7 +137,6 @@
                 <w:sz w:val="28"/>
               </w:rPr>
             </w:pPr>
-            <w:proofErr w:type="spellStart"/>
             <w:r>
               <w:rPr>
                 <w:rFonts w:ascii="Times New Roman" w:hAnsi="Times New Roman" w:cs="Times New Roman"/>
@@ -166,7 +145,6 @@
               </w:rPr>
               <w:t>Importância</w:t>
             </w:r>
-            <w:proofErr w:type="spellEnd"/>
           </w:p>
         </w:tc>
         <w:tc>
@@ -217,35 +195,7 @@
               <w:rPr>
                 <w:rFonts w:ascii="Times New Roman" w:hAnsi="Times New Roman" w:cs="Times New Roman"/>
               </w:rPr>
-              <w:t xml:space="preserve">Risco </w:t>
-            </w:r>
-            <w:proofErr w:type="spellStart"/>
-            <w:r>
-              <w:rPr>
-                <w:rFonts w:ascii="Times New Roman" w:hAnsi="Times New Roman" w:cs="Times New Roman"/>
-              </w:rPr>
-              <w:t>Baixo</w:t>
-            </w:r>
-            <w:proofErr w:type="spellEnd"/>
-            <w:r>
-              <w:rPr>
-                <w:rFonts w:ascii="Times New Roman" w:hAnsi="Times New Roman" w:cs="Times New Roman"/>
-              </w:rPr>
-              <w:t xml:space="preserve"> e </w:t>
-            </w:r>
-            <w:proofErr w:type="spellStart"/>
-            <w:r>
-              <w:rPr>
-                <w:rFonts w:ascii="Times New Roman" w:hAnsi="Times New Roman" w:cs="Times New Roman"/>
-              </w:rPr>
-              <w:t>Prioridade</w:t>
-            </w:r>
-            <w:proofErr w:type="spellEnd"/>
-            <w:r>
-              <w:rPr>
-                <w:rFonts w:ascii="Times New Roman" w:hAnsi="Times New Roman" w:cs="Times New Roman"/>
-              </w:rPr>
-              <w:t xml:space="preserve"> Alta)</w:t>
+              <w:t>Risco Baixo e Prioridade Alta)</w:t>
             </w:r>
           </w:p>
         </w:tc>
@@ -262,7 +212,6 @@
                 <w:sz w:val="28"/>
               </w:rPr>
             </w:pPr>
-            <w:proofErr w:type="spellStart"/>
             <w:r>
               <w:rPr>
                 <w:rFonts w:ascii="Times New Roman" w:hAnsi="Times New Roman" w:cs="Times New Roman"/>
@@ -271,7 +220,6 @@
               </w:rPr>
               <w:t>Sumário</w:t>
             </w:r>
-            <w:proofErr w:type="spellEnd"/>
           </w:p>
         </w:tc>
         <w:tc>
@@ -314,18 +262,8 @@
                 <w:b/>
                 <w:sz w:val="28"/>
               </w:rPr>
-              <w:t xml:space="preserve">Ator </w:t>
-            </w:r>
-            <w:proofErr w:type="spellStart"/>
-            <w:r>
-              <w:rPr>
-                <w:rFonts w:ascii="Times New Roman" w:hAnsi="Times New Roman" w:cs="Times New Roman"/>
-                <w:b/>
-                <w:sz w:val="28"/>
-              </w:rPr>
-              <w:t>Primário</w:t>
-            </w:r>
-            <w:proofErr w:type="spellEnd"/>
+              <w:t>Ator Primário</w:t>
+            </w:r>
           </w:p>
         </w:tc>
         <w:tc>
@@ -381,7 +319,6 @@
               </w:rPr>
               <w:t xml:space="preserve"> </w:t>
             </w:r>
-            <w:proofErr w:type="spellStart"/>
             <w:r>
               <w:rPr>
                 <w:rFonts w:ascii="Times New Roman" w:hAnsi="Times New Roman" w:cs="Times New Roman"/>
@@ -390,7 +327,6 @@
               </w:rPr>
               <w:t>Secundário</w:t>
             </w:r>
-            <w:proofErr w:type="spellEnd"/>
           </w:p>
         </w:tc>
         <w:tc>
@@ -404,7 +340,6 @@
                 <w:szCs w:val="28"/>
               </w:rPr>
             </w:pPr>
-            <w:proofErr w:type="spellStart"/>
             <w:r>
               <w:rPr>
                 <w:rFonts w:ascii="Times New Roman" w:hAnsi="Times New Roman" w:cs="Times New Roman"/>
@@ -413,7 +348,6 @@
               </w:rPr>
               <w:t>Cliente</w:t>
             </w:r>
-            <w:proofErr w:type="spellEnd"/>
           </w:p>
         </w:tc>
       </w:tr>
@@ -435,18 +369,8 @@
                 <w:b/>
                 <w:sz w:val="28"/>
               </w:rPr>
-              <w:t>Pré-</w:t>
-            </w:r>
-            <w:proofErr w:type="spellStart"/>
-            <w:r>
-              <w:rPr>
-                <w:rFonts w:ascii="Times New Roman" w:hAnsi="Times New Roman" w:cs="Times New Roman"/>
-                <w:b/>
-                <w:sz w:val="28"/>
-              </w:rPr>
-              <w:t>Condição</w:t>
-            </w:r>
-            <w:proofErr w:type="spellEnd"/>
+              <w:t>Pré-Condição</w:t>
+            </w:r>
           </w:p>
         </w:tc>
         <w:tc>
@@ -490,18 +414,8 @@
                 <w:b/>
                 <w:sz w:val="28"/>
               </w:rPr>
-              <w:t>Pós-</w:t>
-            </w:r>
-            <w:proofErr w:type="spellStart"/>
-            <w:r>
-              <w:rPr>
-                <w:rFonts w:ascii="Times New Roman" w:hAnsi="Times New Roman" w:cs="Times New Roman"/>
-                <w:b/>
-                <w:sz w:val="28"/>
-              </w:rPr>
-              <w:t>Condição</w:t>
-            </w:r>
-            <w:proofErr w:type="spellEnd"/>
+              <w:t>Pós-Condição</w:t>
+            </w:r>
           </w:p>
         </w:tc>
         <w:tc>
@@ -543,21 +457,12 @@
                 <w:b/>
               </w:rPr>
             </w:pPr>
-            <w:proofErr w:type="spellStart"/>
-            <w:r>
-              <w:rPr>
-                <w:rFonts w:ascii="Times New Roman" w:hAnsi="Times New Roman" w:cs="Times New Roman"/>
-                <w:b/>
-              </w:rPr>
-              <w:t>Fluxo</w:t>
-            </w:r>
-            <w:proofErr w:type="spellEnd"/>
-            <w:r>
-              <w:rPr>
-                <w:rFonts w:ascii="Times New Roman" w:hAnsi="Times New Roman" w:cs="Times New Roman"/>
-                <w:b/>
-              </w:rPr>
-              <w:t xml:space="preserve"> Principal</w:t>
+            <w:r>
+              <w:rPr>
+                <w:rFonts w:ascii="Times New Roman" w:hAnsi="Times New Roman" w:cs="Times New Roman"/>
+                <w:b/>
+              </w:rPr>
+              <w:t>Fluxo Principal</w:t>
             </w:r>
           </w:p>
         </w:tc>
@@ -590,101 +495,12 @@
               </w:rPr>
               <w:t>S</w:t>
             </w:r>
-            <w:proofErr w:type="spellStart"/>
-            <w:r>
-              <w:rPr>
-                <w:rFonts w:ascii="Times New Roman" w:hAnsi="Times New Roman" w:cs="Times New Roman"/>
-                <w:sz w:val="28"/>
-              </w:rPr>
-              <w:t>istema</w:t>
-            </w:r>
-            <w:proofErr w:type="spellEnd"/>
-            <w:r>
-              <w:rPr>
-                <w:rFonts w:ascii="Times New Roman" w:hAnsi="Times New Roman" w:cs="Times New Roman"/>
-                <w:sz w:val="28"/>
-              </w:rPr>
-              <w:t xml:space="preserve"> </w:t>
-            </w:r>
-            <w:proofErr w:type="spellStart"/>
-            <w:r>
-              <w:rPr>
-                <w:rFonts w:ascii="Times New Roman" w:hAnsi="Times New Roman" w:cs="Times New Roman"/>
-                <w:sz w:val="28"/>
-              </w:rPr>
-              <w:t>exibe</w:t>
-            </w:r>
-            <w:proofErr w:type="spellEnd"/>
-            <w:r>
-              <w:rPr>
-                <w:rFonts w:ascii="Times New Roman" w:hAnsi="Times New Roman" w:cs="Times New Roman"/>
-                <w:sz w:val="28"/>
-              </w:rPr>
-              <w:t xml:space="preserve"> </w:t>
-            </w:r>
-            <w:proofErr w:type="spellStart"/>
-            <w:r>
-              <w:rPr>
-                <w:rFonts w:ascii="Times New Roman" w:hAnsi="Times New Roman" w:cs="Times New Roman"/>
-                <w:sz w:val="28"/>
-              </w:rPr>
-              <w:t>tela</w:t>
-            </w:r>
-            <w:proofErr w:type="spellEnd"/>
-            <w:r>
-              <w:rPr>
-                <w:rFonts w:ascii="Times New Roman" w:hAnsi="Times New Roman" w:cs="Times New Roman"/>
-                <w:sz w:val="28"/>
-              </w:rPr>
-              <w:t xml:space="preserve"> principal com </w:t>
-            </w:r>
-            <w:proofErr w:type="spellStart"/>
-            <w:r>
-              <w:rPr>
-                <w:rFonts w:ascii="Times New Roman" w:hAnsi="Times New Roman" w:cs="Times New Roman"/>
-                <w:sz w:val="28"/>
-              </w:rPr>
-              <w:t>solicitações</w:t>
-            </w:r>
-            <w:proofErr w:type="spellEnd"/>
-            <w:r>
-              <w:rPr>
-                <w:rFonts w:ascii="Times New Roman" w:hAnsi="Times New Roman" w:cs="Times New Roman"/>
-                <w:sz w:val="28"/>
-              </w:rPr>
-              <w:t xml:space="preserve"> de </w:t>
-            </w:r>
-            <w:proofErr w:type="spellStart"/>
-            <w:r>
-              <w:rPr>
-                <w:rFonts w:ascii="Times New Roman" w:hAnsi="Times New Roman" w:cs="Times New Roman"/>
-                <w:sz w:val="28"/>
-              </w:rPr>
-              <w:t>agendamento</w:t>
-            </w:r>
-            <w:proofErr w:type="spellEnd"/>
-            <w:r>
-              <w:rPr>
-                <w:rFonts w:ascii="Times New Roman" w:hAnsi="Times New Roman" w:cs="Times New Roman"/>
-                <w:sz w:val="28"/>
-              </w:rPr>
-              <w:t xml:space="preserve"> </w:t>
-            </w:r>
-            <w:proofErr w:type="spellStart"/>
-            <w:r>
-              <w:rPr>
-                <w:rFonts w:ascii="Times New Roman" w:hAnsi="Times New Roman" w:cs="Times New Roman"/>
-                <w:sz w:val="28"/>
-              </w:rPr>
-              <w:t>pendentes</w:t>
-            </w:r>
-            <w:proofErr w:type="spellEnd"/>
-            <w:r>
-              <w:rPr>
-                <w:rFonts w:ascii="Times New Roman" w:hAnsi="Times New Roman" w:cs="Times New Roman"/>
-                <w:sz w:val="28"/>
-              </w:rPr>
-              <w:t xml:space="preserve"> (</w:t>
+            <w:r>
+              <w:rPr>
+                <w:rFonts w:ascii="Times New Roman" w:hAnsi="Times New Roman" w:cs="Times New Roman"/>
+                <w:sz w:val="28"/>
+              </w:rPr>
+              <w:t>istema exibe tela principal com solicitações de agendamento pendentes (</w:t>
             </w:r>
             <w:r>
               <w:rPr>
@@ -701,7 +517,16 @@
                 <w:sz w:val="28"/>
                 <w:lang w:val="pt-BR"/>
               </w:rPr>
-              <w:t>06</w:t>
+              <w:t>0</w:t>
+            </w:r>
+            <w:r>
+              <w:rPr>
+                <w:rFonts w:ascii="Times New Roman" w:hAnsi="Times New Roman" w:cs="Times New Roman"/>
+                <w:color w:val="FF0000"/>
+                <w:sz w:val="28"/>
+                <w:lang w:val="pt-BR"/>
+              </w:rPr>
+              <w:t>7</w:t>
             </w:r>
             <w:r>
               <w:rPr>
@@ -735,17 +560,30 @@
                 <w:rFonts w:ascii="Times New Roman" w:hAnsi="Times New Roman" w:cs="Times New Roman"/>
                 <w:sz w:val="28"/>
               </w:rPr>
+              <w:t xml:space="preserve"> visualiza solicitação com status "Esperando Confirmação"</w:t>
+            </w:r>
+            <w:r>
+              <w:rPr>
+                <w:rFonts w:ascii="Times New Roman" w:hAnsi="Times New Roman" w:cs="Times New Roman"/>
+                <w:sz w:val="28"/>
+              </w:rPr>
               <w:t xml:space="preserve"> </w:t>
             </w:r>
-            <w:proofErr w:type="spellStart"/>
-            <w:r>
-              <w:rPr>
-                <w:rFonts w:ascii="Times New Roman" w:hAnsi="Times New Roman" w:cs="Times New Roman"/>
-                <w:sz w:val="28"/>
-              </w:rPr>
-              <w:t>visualiza</w:t>
-            </w:r>
-            <w:proofErr w:type="spellEnd"/>
+            <w:r>
+              <w:rPr>
+                <w:rFonts w:ascii="Times New Roman" w:hAnsi="Times New Roman" w:cs="Times New Roman"/>
+                <w:sz w:val="28"/>
+                <w:lang w:val="pt-BR"/>
+              </w:rPr>
+              <w:t>e</w:t>
+            </w:r>
+            <w:r>
+              <w:rPr>
+                <w:rFonts w:ascii="Times New Roman" w:hAnsi="Times New Roman" w:cs="Times New Roman"/>
+                <w:sz w:val="28"/>
+              </w:rPr>
+              <w:t xml:space="preserve"> pressiona botão</w:t>
+            </w:r>
             <w:r>
               <w:rPr>
                 <w:rFonts w:ascii="Times New Roman" w:hAnsi="Times New Roman" w:cs="Times New Roman"/>
@@ -753,130 +591,12 @@
               </w:rPr>
               <w:t xml:space="preserve"> </w:t>
             </w:r>
-            <w:proofErr w:type="spellStart"/>
-            <w:r>
-              <w:rPr>
-                <w:rFonts w:ascii="Times New Roman" w:hAnsi="Times New Roman" w:cs="Times New Roman"/>
-                <w:sz w:val="28"/>
-              </w:rPr>
-              <w:t>solicitação</w:t>
-            </w:r>
-            <w:proofErr w:type="spellEnd"/>
-            <w:r>
-              <w:rPr>
-                <w:rFonts w:ascii="Times New Roman" w:hAnsi="Times New Roman" w:cs="Times New Roman"/>
-                <w:sz w:val="28"/>
-              </w:rPr>
-              <w:t xml:space="preserve"> com status "</w:t>
-            </w:r>
-            <w:proofErr w:type="spellStart"/>
-            <w:r>
-              <w:rPr>
-                <w:rFonts w:ascii="Times New Roman" w:hAnsi="Times New Roman" w:cs="Times New Roman"/>
-                <w:sz w:val="28"/>
-              </w:rPr>
-              <w:t>Esperando</w:t>
-            </w:r>
-            <w:proofErr w:type="spellEnd"/>
-            <w:r>
-              <w:rPr>
-                <w:rFonts w:ascii="Times New Roman" w:hAnsi="Times New Roman" w:cs="Times New Roman"/>
-                <w:sz w:val="28"/>
-              </w:rPr>
-              <w:t xml:space="preserve"> </w:t>
-            </w:r>
-            <w:proofErr w:type="spellStart"/>
-            <w:r>
-              <w:rPr>
-                <w:rFonts w:ascii="Times New Roman" w:hAnsi="Times New Roman" w:cs="Times New Roman"/>
-                <w:sz w:val="28"/>
-              </w:rPr>
-              <w:t>Confirmação</w:t>
-            </w:r>
-            <w:proofErr w:type="spellEnd"/>
-            <w:r>
-              <w:rPr>
-                <w:rFonts w:ascii="Times New Roman" w:hAnsi="Times New Roman" w:cs="Times New Roman"/>
-                <w:sz w:val="28"/>
-              </w:rPr>
-              <w:t>"</w:t>
-            </w:r>
-            <w:r>
-              <w:rPr>
-                <w:rFonts w:ascii="Times New Roman" w:hAnsi="Times New Roman" w:cs="Times New Roman"/>
-                <w:sz w:val="28"/>
-              </w:rPr>
-              <w:t xml:space="preserve"> </w:t>
-            </w:r>
-            <w:r>
-              <w:rPr>
-                <w:rFonts w:ascii="Times New Roman" w:hAnsi="Times New Roman" w:cs="Times New Roman"/>
-                <w:sz w:val="28"/>
-                <w:lang w:val="pt-BR"/>
-              </w:rPr>
-              <w:t>e</w:t>
-            </w:r>
-            <w:r>
-              <w:rPr>
-                <w:rFonts w:ascii="Times New Roman" w:hAnsi="Times New Roman" w:cs="Times New Roman"/>
-                <w:sz w:val="28"/>
-              </w:rPr>
-              <w:t xml:space="preserve"> </w:t>
-            </w:r>
-            <w:proofErr w:type="spellStart"/>
-            <w:r>
-              <w:rPr>
-                <w:rFonts w:ascii="Times New Roman" w:hAnsi="Times New Roman" w:cs="Times New Roman"/>
-                <w:sz w:val="28"/>
-              </w:rPr>
-              <w:t>pressiona</w:t>
-            </w:r>
-            <w:proofErr w:type="spellEnd"/>
-            <w:r>
-              <w:rPr>
-                <w:rFonts w:ascii="Times New Roman" w:hAnsi="Times New Roman" w:cs="Times New Roman"/>
-                <w:sz w:val="28"/>
-              </w:rPr>
-              <w:t xml:space="preserve"> </w:t>
-            </w:r>
-            <w:proofErr w:type="spellStart"/>
-            <w:r>
-              <w:rPr>
-                <w:rFonts w:ascii="Times New Roman" w:hAnsi="Times New Roman" w:cs="Times New Roman"/>
-                <w:sz w:val="28"/>
-              </w:rPr>
-              <w:t>botão</w:t>
-            </w:r>
-            <w:proofErr w:type="spellEnd"/>
-            <w:r>
-              <w:rPr>
-                <w:rFonts w:ascii="Times New Roman" w:hAnsi="Times New Roman" w:cs="Times New Roman"/>
-                <w:sz w:val="28"/>
-              </w:rPr>
-              <w:t xml:space="preserve"> </w:t>
-            </w:r>
-            <w:r>
-              <w:rPr>
-                <w:rFonts w:ascii="Times New Roman" w:hAnsi="Times New Roman" w:cs="Times New Roman"/>
-                <w:sz w:val="28"/>
-              </w:rPr>
-              <w:t>"</w:t>
-            </w:r>
-            <w:proofErr w:type="spellStart"/>
-            <w:r>
-              <w:rPr>
-                <w:rFonts w:ascii="Times New Roman" w:hAnsi="Times New Roman" w:cs="Times New Roman"/>
-                <w:sz w:val="28"/>
-              </w:rPr>
-              <w:t>Aceitar</w:t>
-            </w:r>
-            <w:proofErr w:type="spellEnd"/>
-            <w:r>
-              <w:rPr>
-                <w:rFonts w:ascii="Times New Roman" w:hAnsi="Times New Roman" w:cs="Times New Roman"/>
-                <w:sz w:val="28"/>
-              </w:rPr>
-              <w:t>"</w:t>
+            <w:r>
+              <w:rPr>
+                <w:rFonts w:ascii="Times New Roman" w:hAnsi="Times New Roman" w:cs="Times New Roman"/>
+                <w:sz w:val="28"/>
+              </w:rPr>
+              <w:t>"Aceitar"</w:t>
             </w:r>
           </w:p>
           <w:p>
@@ -895,33 +615,8 @@
                 <w:rFonts w:ascii="Times New Roman" w:hAnsi="Times New Roman" w:cs="Times New Roman"/>
                 <w:sz w:val="28"/>
               </w:rPr>
-              <w:t xml:space="preserve">Sistema </w:t>
-            </w:r>
-            <w:proofErr w:type="spellStart"/>
-            <w:r>
-              <w:rPr>
-                <w:rFonts w:ascii="Times New Roman" w:hAnsi="Times New Roman" w:cs="Times New Roman"/>
-                <w:sz w:val="28"/>
-              </w:rPr>
-              <w:t>confirma</w:t>
-            </w:r>
-            <w:proofErr w:type="spellEnd"/>
-            <w:r>
-              <w:rPr>
-                <w:rFonts w:ascii="Times New Roman" w:hAnsi="Times New Roman" w:cs="Times New Roman"/>
-                <w:sz w:val="28"/>
-              </w:rPr>
-              <w:t xml:space="preserve"> o </w:t>
-            </w:r>
-            <w:proofErr w:type="spellStart"/>
-            <w:r>
-              <w:rPr>
-                <w:rFonts w:ascii="Times New Roman" w:hAnsi="Times New Roman" w:cs="Times New Roman"/>
-                <w:sz w:val="28"/>
-              </w:rPr>
-              <w:t>agendamento</w:t>
-            </w:r>
-            <w:proofErr w:type="spellEnd"/>
+              <w:t>Sistema confirma o agendamento</w:t>
+            </w:r>
             <w:r>
               <w:rPr>
                 <w:rFonts w:ascii="Times New Roman" w:hAnsi="Times New Roman" w:cs="Times New Roman"/>
@@ -934,87 +629,14 @@
                 <w:rFonts w:ascii="Times New Roman" w:hAnsi="Times New Roman" w:cs="Times New Roman"/>
                 <w:sz w:val="28"/>
               </w:rPr>
-              <w:t xml:space="preserve"> </w:t>
-            </w:r>
-            <w:proofErr w:type="spellStart"/>
-            <w:r>
-              <w:rPr>
-                <w:rFonts w:ascii="Times New Roman" w:hAnsi="Times New Roman" w:cs="Times New Roman"/>
-                <w:sz w:val="28"/>
-              </w:rPr>
-              <w:t>notifica</w:t>
-            </w:r>
-            <w:proofErr w:type="spellEnd"/>
-            <w:r>
-              <w:rPr>
-                <w:rFonts w:ascii="Times New Roman" w:hAnsi="Times New Roman" w:cs="Times New Roman"/>
-                <w:sz w:val="28"/>
-              </w:rPr>
-              <w:t xml:space="preserve"> o </w:t>
-            </w:r>
-            <w:proofErr w:type="spellStart"/>
-            <w:r>
-              <w:rPr>
-                <w:rFonts w:ascii="Times New Roman" w:hAnsi="Times New Roman" w:cs="Times New Roman"/>
-                <w:sz w:val="28"/>
-              </w:rPr>
-              <w:t>Cliente</w:t>
-            </w:r>
-            <w:proofErr w:type="spellEnd"/>
-            <w:r>
-              <w:rPr>
-                <w:rFonts w:ascii="Times New Roman" w:hAnsi="Times New Roman" w:cs="Times New Roman"/>
-                <w:sz w:val="28"/>
-              </w:rPr>
-              <w:t xml:space="preserve"> e </w:t>
-            </w:r>
-            <w:proofErr w:type="spellStart"/>
-            <w:r>
-              <w:rPr>
-                <w:rFonts w:ascii="Times New Roman" w:hAnsi="Times New Roman" w:cs="Times New Roman"/>
-                <w:sz w:val="28"/>
-              </w:rPr>
-              <w:t>retorna</w:t>
-            </w:r>
-            <w:proofErr w:type="spellEnd"/>
-            <w:r>
-              <w:rPr>
-                <w:rFonts w:ascii="Times New Roman" w:hAnsi="Times New Roman" w:cs="Times New Roman"/>
-                <w:sz w:val="28"/>
-              </w:rPr>
-              <w:t xml:space="preserve"> para a </w:t>
-            </w:r>
-            <w:proofErr w:type="spellStart"/>
-            <w:r>
-              <w:rPr>
-                <w:rFonts w:ascii="Times New Roman" w:hAnsi="Times New Roman" w:cs="Times New Roman"/>
-                <w:sz w:val="28"/>
-              </w:rPr>
-              <w:t>tela</w:t>
-            </w:r>
-            <w:proofErr w:type="spellEnd"/>
-            <w:r>
-              <w:rPr>
-                <w:rFonts w:ascii="Times New Roman" w:hAnsi="Times New Roman" w:cs="Times New Roman"/>
-                <w:sz w:val="28"/>
-              </w:rPr>
-              <w:t xml:space="preserve"> principal </w:t>
-            </w:r>
-            <w:proofErr w:type="spellStart"/>
-            <w:r>
-              <w:rPr>
-                <w:rFonts w:ascii="Times New Roman" w:hAnsi="Times New Roman" w:cs="Times New Roman"/>
-                <w:sz w:val="28"/>
-              </w:rPr>
-              <w:t>atualizada</w:t>
-            </w:r>
-            <w:proofErr w:type="spellEnd"/>
-            <w:r>
-              <w:rPr>
-                <w:rFonts w:ascii="Times New Roman" w:hAnsi="Times New Roman" w:cs="Times New Roman"/>
-                <w:sz w:val="28"/>
-              </w:rPr>
-              <w:t xml:space="preserve"> (</w:t>
+              <w:t xml:space="preserve"> notifica o Cliente</w:t>
+            </w:r>
+            <w:r>
+              <w:rPr>
+                <w:rFonts w:ascii="Times New Roman" w:hAnsi="Times New Roman" w:cs="Times New Roman"/>
+                <w:sz w:val="28"/>
+              </w:rPr>
+              <w:t xml:space="preserve"> e retorna para a tela principal atualizada (</w:t>
             </w:r>
             <w:r>
               <w:rPr>
@@ -1022,7 +644,15 @@
                 <w:color w:val="EE0000"/>
                 <w:sz w:val="28"/>
               </w:rPr>
-              <w:t>Tela_006</w:t>
+              <w:t>Tela_00</w:t>
+            </w:r>
+            <w:r>
+              <w:rPr>
+                <w:rFonts w:ascii="Times New Roman" w:hAnsi="Times New Roman" w:cs="Times New Roman"/>
+                <w:color w:val="EE0000"/>
+                <w:sz w:val="28"/>
+              </w:rPr>
+              <w:t>7</w:t>
             </w:r>
             <w:r>
               <w:rPr>
@@ -1053,7 +683,6 @@
                 <w:sz w:val="28"/>
               </w:rPr>
             </w:pPr>
-            <w:proofErr w:type="spellStart"/>
             <w:r>
               <w:rPr>
                 <w:rFonts w:ascii="Times New Roman" w:hAnsi="Times New Roman" w:cs="Times New Roman"/>
@@ -1061,17 +690,7 @@
                 <w:bCs/>
                 <w:sz w:val="28"/>
               </w:rPr>
-              <w:t>Fluxo</w:t>
-            </w:r>
-            <w:proofErr w:type="spellEnd"/>
-            <w:r>
-              <w:rPr>
-                <w:rFonts w:ascii="Times New Roman" w:hAnsi="Times New Roman" w:cs="Times New Roman"/>
-                <w:b/>
-                <w:bCs/>
-                <w:sz w:val="28"/>
-              </w:rPr>
-              <w:t xml:space="preserve"> Alternativo</w:t>
+              <w:t>Fluxo Alternativo</w:t>
             </w:r>
           </w:p>
         </w:tc>
@@ -1097,120 +716,21 @@
                 <w:sz w:val="28"/>
               </w:rPr>
             </w:pPr>
-            <w:proofErr w:type="spellStart"/>
             <w:r>
               <w:rPr>
                 <w:b/>
                 <w:bCs/>
                 <w:sz w:val="28"/>
               </w:rPr>
-              <w:t>Linha</w:t>
-            </w:r>
-            <w:proofErr w:type="spellEnd"/>
-            <w:r>
-              <w:rPr>
-                <w:b/>
-                <w:bCs/>
-                <w:sz w:val="28"/>
-              </w:rPr>
-              <w:t xml:space="preserve"> 1:</w:t>
-            </w:r>
-            <w:r>
-              <w:rPr>
-                <w:rFonts w:ascii="Times New Roman" w:hAnsi="Times New Roman" w:cs="Times New Roman"/>
-                <w:sz w:val="28"/>
-              </w:rPr>
-              <w:t xml:space="preserve"> </w:t>
-            </w:r>
-            <w:proofErr w:type="spellStart"/>
-            <w:r>
-              <w:rPr>
-                <w:rFonts w:ascii="Times New Roman" w:hAnsi="Times New Roman" w:cs="Times New Roman"/>
-                <w:sz w:val="28"/>
-              </w:rPr>
-              <w:t>Profissional</w:t>
-            </w:r>
-            <w:proofErr w:type="spellEnd"/>
-            <w:r>
-              <w:rPr>
-                <w:rFonts w:ascii="Times New Roman" w:hAnsi="Times New Roman" w:cs="Times New Roman"/>
-                <w:sz w:val="28"/>
-              </w:rPr>
-              <w:t xml:space="preserve"> </w:t>
-            </w:r>
-            <w:proofErr w:type="spellStart"/>
-            <w:r>
-              <w:rPr>
-                <w:rFonts w:ascii="Times New Roman" w:hAnsi="Times New Roman" w:cs="Times New Roman"/>
-                <w:sz w:val="28"/>
-              </w:rPr>
-              <w:t>identifica</w:t>
-            </w:r>
-            <w:proofErr w:type="spellEnd"/>
-            <w:r>
-              <w:rPr>
-                <w:rFonts w:ascii="Times New Roman" w:hAnsi="Times New Roman" w:cs="Times New Roman"/>
-                <w:sz w:val="28"/>
-              </w:rPr>
-              <w:t xml:space="preserve"> </w:t>
-            </w:r>
-            <w:proofErr w:type="spellStart"/>
-            <w:r>
-              <w:rPr>
-                <w:rFonts w:ascii="Times New Roman" w:hAnsi="Times New Roman" w:cs="Times New Roman"/>
-                <w:sz w:val="28"/>
-              </w:rPr>
-              <w:t>que</w:t>
-            </w:r>
-            <w:proofErr w:type="spellEnd"/>
-            <w:r>
-              <w:rPr>
-                <w:rFonts w:ascii="Times New Roman" w:hAnsi="Times New Roman" w:cs="Times New Roman"/>
-                <w:sz w:val="28"/>
-              </w:rPr>
-              <w:t xml:space="preserve"> a </w:t>
-            </w:r>
-            <w:proofErr w:type="spellStart"/>
-            <w:r>
-              <w:rPr>
-                <w:rFonts w:ascii="Times New Roman" w:hAnsi="Times New Roman" w:cs="Times New Roman"/>
-                <w:sz w:val="28"/>
-              </w:rPr>
-              <w:t>solicitação</w:t>
-            </w:r>
-            <w:proofErr w:type="spellEnd"/>
-            <w:r>
-              <w:rPr>
-                <w:rFonts w:ascii="Times New Roman" w:hAnsi="Times New Roman" w:cs="Times New Roman"/>
-                <w:sz w:val="28"/>
-              </w:rPr>
-              <w:t xml:space="preserve"> é de </w:t>
-            </w:r>
-            <w:proofErr w:type="spellStart"/>
-            <w:r>
-              <w:rPr>
-                <w:rFonts w:ascii="Times New Roman" w:hAnsi="Times New Roman" w:cs="Times New Roman"/>
-                <w:sz w:val="28"/>
-              </w:rPr>
-              <w:t>serviço</w:t>
-            </w:r>
-            <w:proofErr w:type="spellEnd"/>
-            <w:r>
-              <w:rPr>
-                <w:rFonts w:ascii="Times New Roman" w:hAnsi="Times New Roman" w:cs="Times New Roman"/>
-                <w:sz w:val="28"/>
-              </w:rPr>
-              <w:t xml:space="preserve"> </w:t>
-            </w:r>
-            <w:proofErr w:type="spellStart"/>
-            <w:r>
-              <w:rPr>
-                <w:rFonts w:ascii="Times New Roman" w:hAnsi="Times New Roman" w:cs="Times New Roman"/>
-                <w:sz w:val="28"/>
-              </w:rPr>
-              <w:t>específico</w:t>
-            </w:r>
-            <w:proofErr w:type="spellEnd"/>
+              <w:t>Linha 1:</w:t>
+            </w:r>
+            <w:r>
+              <w:rPr>
+                <w:rFonts w:ascii="Times New Roman" w:hAnsi="Times New Roman" w:cs="Times New Roman"/>
+                <w:sz w:val="28"/>
+              </w:rPr>
+              <w:t xml:space="preserve"> Profissional identifica que a solicitação é de serviço específico</w:t>
+            </w:r>
             <w:r>
               <w:rPr>
                 <w:rFonts w:ascii="Times New Roman" w:hAnsi="Times New Roman" w:cs="Times New Roman"/>
@@ -1256,72 +776,28 @@
                 <w:sz w:val="28"/>
               </w:rPr>
             </w:pPr>
-            <w:proofErr w:type="spellStart"/>
             <w:r>
               <w:rPr>
                 <w:b/>
                 <w:bCs/>
                 <w:sz w:val="28"/>
               </w:rPr>
-              <w:t>Linha</w:t>
-            </w:r>
-            <w:proofErr w:type="spellEnd"/>
-            <w:r>
-              <w:rPr>
-                <w:b/>
-                <w:bCs/>
-                <w:sz w:val="28"/>
-              </w:rPr>
-              <w:t xml:space="preserve"> 3: </w:t>
-            </w:r>
-            <w:proofErr w:type="spellStart"/>
-            <w:r>
-              <w:rPr>
-                <w:rFonts w:ascii="Times New Roman" w:hAnsi="Times New Roman" w:cs="Times New Roman"/>
-                <w:sz w:val="28"/>
-              </w:rPr>
-              <w:t>Profissional</w:t>
-            </w:r>
-            <w:proofErr w:type="spellEnd"/>
-            <w:r>
-              <w:rPr>
-                <w:rFonts w:ascii="Times New Roman" w:hAnsi="Times New Roman" w:cs="Times New Roman"/>
-                <w:sz w:val="28"/>
-              </w:rPr>
-              <w:t xml:space="preserve"> </w:t>
-            </w:r>
-            <w:proofErr w:type="spellStart"/>
-            <w:r>
-              <w:rPr>
-                <w:rFonts w:ascii="Times New Roman" w:hAnsi="Times New Roman" w:cs="Times New Roman"/>
-                <w:sz w:val="28"/>
-              </w:rPr>
-              <w:t>pressiona</w:t>
-            </w:r>
-            <w:proofErr w:type="spellEnd"/>
-            <w:r>
-              <w:rPr>
-                <w:rFonts w:ascii="Times New Roman" w:hAnsi="Times New Roman" w:cs="Times New Roman"/>
-                <w:sz w:val="28"/>
-              </w:rPr>
-              <w:t xml:space="preserve"> "Chat</w:t>
-            </w:r>
-            <w:r>
-              <w:rPr>
-                <w:rFonts w:ascii="Times New Roman" w:hAnsi="Times New Roman" w:cs="Times New Roman"/>
-                <w:sz w:val="28"/>
-              </w:rPr>
-              <w:t xml:space="preserve"> com </w:t>
-            </w:r>
-            <w:proofErr w:type="spellStart"/>
-            <w:r>
-              <w:rPr>
-                <w:rFonts w:ascii="Times New Roman" w:hAnsi="Times New Roman" w:cs="Times New Roman"/>
-                <w:sz w:val="28"/>
-              </w:rPr>
-              <w:t>Cliente</w:t>
-            </w:r>
-            <w:proofErr w:type="spellEnd"/>
+              <w:t xml:space="preserve">Linha 3: </w:t>
+            </w:r>
+            <w:r>
+              <w:rPr>
+                <w:rFonts w:ascii="Times New Roman" w:hAnsi="Times New Roman" w:cs="Times New Roman"/>
+                <w:sz w:val="28"/>
+              </w:rPr>
+              <w:t>Profissional pressiona "Chat</w:t>
+            </w:r>
+            <w:r>
+              <w:rPr>
+                <w:rFonts w:ascii="Times New Roman" w:hAnsi="Times New Roman" w:cs="Times New Roman"/>
+                <w:sz w:val="28"/>
+              </w:rPr>
+              <w:t xml:space="preserve"> com Cliente</w:t>
+            </w:r>
             <w:r>
               <w:rPr>
                 <w:rFonts w:ascii="Times New Roman" w:hAnsi="Times New Roman" w:cs="Times New Roman"/>
@@ -1342,33 +818,8 @@
                 <w:rFonts w:ascii="Times New Roman" w:hAnsi="Times New Roman" w:cs="Times New Roman"/>
                 <w:sz w:val="28"/>
               </w:rPr>
-              <w:t xml:space="preserve">Sistema </w:t>
-            </w:r>
-            <w:proofErr w:type="spellStart"/>
-            <w:r>
-              <w:rPr>
-                <w:rFonts w:ascii="Times New Roman" w:hAnsi="Times New Roman" w:cs="Times New Roman"/>
-                <w:sz w:val="28"/>
-              </w:rPr>
-              <w:t>abre</w:t>
-            </w:r>
-            <w:proofErr w:type="spellEnd"/>
-            <w:r>
-              <w:rPr>
-                <w:rFonts w:ascii="Times New Roman" w:hAnsi="Times New Roman" w:cs="Times New Roman"/>
-                <w:sz w:val="28"/>
-              </w:rPr>
-              <w:t xml:space="preserve"> conversa com o </w:t>
-            </w:r>
-            <w:proofErr w:type="spellStart"/>
-            <w:r>
-              <w:rPr>
-                <w:rFonts w:ascii="Times New Roman" w:hAnsi="Times New Roman" w:cs="Times New Roman"/>
-                <w:sz w:val="28"/>
-              </w:rPr>
-              <w:t>Cliente</w:t>
-            </w:r>
-            <w:proofErr w:type="spellEnd"/>
+              <w:t>Sistema abre conversa com o Cliente</w:t>
+            </w:r>
           </w:p>
           <w:p>
             <w:pPr>
@@ -1381,65 +832,21 @@
                 <w:sz w:val="28"/>
               </w:rPr>
             </w:pPr>
-            <w:proofErr w:type="spellStart"/>
             <w:r>
               <w:rPr>
                 <w:b/>
                 <w:bCs/>
                 <w:sz w:val="28"/>
               </w:rPr>
-              <w:t>Linha</w:t>
-            </w:r>
-            <w:proofErr w:type="spellEnd"/>
-            <w:r>
-              <w:rPr>
-                <w:b/>
-                <w:bCs/>
-                <w:sz w:val="28"/>
-              </w:rPr>
-              <w:t xml:space="preserve"> 3: </w:t>
-            </w:r>
-            <w:proofErr w:type="spellStart"/>
-            <w:r>
-              <w:rPr>
-                <w:rFonts w:ascii="Times New Roman" w:hAnsi="Times New Roman" w:cs="Times New Roman"/>
-                <w:sz w:val="28"/>
-              </w:rPr>
-              <w:t>Profissional</w:t>
-            </w:r>
-            <w:proofErr w:type="spellEnd"/>
-            <w:r>
-              <w:rPr>
-                <w:rFonts w:ascii="Times New Roman" w:hAnsi="Times New Roman" w:cs="Times New Roman"/>
-                <w:sz w:val="28"/>
-              </w:rPr>
-              <w:t xml:space="preserve"> </w:t>
-            </w:r>
-            <w:proofErr w:type="spellStart"/>
-            <w:r>
-              <w:rPr>
-                <w:rFonts w:ascii="Times New Roman" w:hAnsi="Times New Roman" w:cs="Times New Roman"/>
-                <w:sz w:val="28"/>
-              </w:rPr>
-              <w:t>recusa</w:t>
-            </w:r>
-            <w:proofErr w:type="spellEnd"/>
-            <w:r>
-              <w:rPr>
-                <w:rFonts w:ascii="Times New Roman" w:hAnsi="Times New Roman" w:cs="Times New Roman"/>
-                <w:sz w:val="28"/>
-              </w:rPr>
-              <w:t xml:space="preserve"> a </w:t>
-            </w:r>
-            <w:proofErr w:type="spellStart"/>
-            <w:r>
-              <w:rPr>
-                <w:rFonts w:ascii="Times New Roman" w:hAnsi="Times New Roman" w:cs="Times New Roman"/>
-                <w:sz w:val="28"/>
-              </w:rPr>
-              <w:t>solicitação</w:t>
-            </w:r>
-            <w:proofErr w:type="spellEnd"/>
+              <w:t xml:space="preserve">Linha 3: </w:t>
+            </w:r>
+            <w:r>
+              <w:rPr>
+                <w:rFonts w:ascii="Times New Roman" w:hAnsi="Times New Roman" w:cs="Times New Roman"/>
+                <w:sz w:val="28"/>
+              </w:rPr>
+              <w:t>Profissional recusa a solicitação</w:t>
+            </w:r>
             <w:r>
               <w:rPr>
                 <w:rFonts w:ascii="Times New Roman" w:hAnsi="Times New Roman" w:cs="Times New Roman"/>
@@ -1453,33 +860,8 @@
                 <w:rFonts w:ascii="Times New Roman" w:hAnsi="Times New Roman" w:cs="Times New Roman"/>
                 <w:sz w:val="28"/>
               </w:rPr>
-              <w:t xml:space="preserve"> Sistema </w:t>
-            </w:r>
-            <w:proofErr w:type="spellStart"/>
-            <w:r>
-              <w:rPr>
-                <w:rFonts w:ascii="Times New Roman" w:hAnsi="Times New Roman" w:cs="Times New Roman"/>
-                <w:sz w:val="28"/>
-              </w:rPr>
-              <w:t>notifica</w:t>
-            </w:r>
-            <w:proofErr w:type="spellEnd"/>
-            <w:r>
-              <w:rPr>
-                <w:rFonts w:ascii="Times New Roman" w:hAnsi="Times New Roman" w:cs="Times New Roman"/>
-                <w:sz w:val="28"/>
-              </w:rPr>
-              <w:t xml:space="preserve"> o </w:t>
-            </w:r>
-            <w:proofErr w:type="spellStart"/>
-            <w:r>
-              <w:rPr>
-                <w:rFonts w:ascii="Times New Roman" w:hAnsi="Times New Roman" w:cs="Times New Roman"/>
-                <w:sz w:val="28"/>
-              </w:rPr>
-              <w:t>Cliente</w:t>
-            </w:r>
-            <w:proofErr w:type="spellEnd"/>
+              <w:t xml:space="preserve"> Sistema notifica o Cliente</w:t>
+            </w:r>
             <w:r>
               <w:rPr>
                 <w:rFonts w:ascii="Times New Roman" w:hAnsi="Times New Roman" w:cs="Times New Roman"/>
@@ -1509,7 +891,6 @@
                 <w:sz w:val="28"/>
               </w:rPr>
             </w:pPr>
-            <w:proofErr w:type="spellStart"/>
             <w:r>
               <w:rPr>
                 <w:rFonts w:ascii="Times New Roman" w:hAnsi="Times New Roman" w:cs="Times New Roman"/>
@@ -1517,29 +898,8 @@
                 <w:bCs/>
                 <w:sz w:val="28"/>
               </w:rPr>
-              <w:t>Fluxo</w:t>
-            </w:r>
-            <w:proofErr w:type="spellEnd"/>
-            <w:r>
-              <w:rPr>
-                <w:rFonts w:ascii="Times New Roman" w:hAnsi="Times New Roman" w:cs="Times New Roman"/>
-                <w:b/>
-                <w:bCs/>
-                <w:sz w:val="28"/>
-              </w:rPr>
-              <w:t xml:space="preserve"> </w:t>
-            </w:r>
-            <w:proofErr w:type="spellStart"/>
-            <w:r>
-              <w:rPr>
-                <w:rFonts w:ascii="Times New Roman" w:hAnsi="Times New Roman" w:cs="Times New Roman"/>
-                <w:b/>
-                <w:bCs/>
-                <w:sz w:val="28"/>
-              </w:rPr>
-              <w:t>Exceção</w:t>
-            </w:r>
-            <w:proofErr w:type="spellEnd"/>
+              <w:t>Fluxo Exceção</w:t>
+            </w:r>
           </w:p>
         </w:tc>
       </w:tr>
@@ -1568,19 +928,11 @@
                 <w:lang w:val="pt-BR"/>
               </w:rPr>
             </w:pPr>
-            <w:proofErr w:type="spellStart"/>
-            <w:r>
-              <w:rPr>
-                <w:b/>
-              </w:rPr>
-              <w:t>Linha</w:t>
-            </w:r>
-            <w:proofErr w:type="spellEnd"/>
-            <w:r>
-              <w:rPr>
-                <w:b/>
-              </w:rPr>
-              <w:t xml:space="preserve"> </w:t>
+            <w:r>
+              <w:rPr>
+                <w:b/>
+              </w:rPr>
+              <w:t xml:space="preserve">Linha </w:t>
             </w:r>
             <w:r>
               <w:rPr>
@@ -1614,19 +966,11 @@
                 <w:lang w:val="pt-BR"/>
               </w:rPr>
             </w:pPr>
-            <w:proofErr w:type="spellStart"/>
-            <w:r>
-              <w:rPr>
-                <w:b/>
-              </w:rPr>
-              <w:t>Linha</w:t>
-            </w:r>
-            <w:proofErr w:type="spellEnd"/>
-            <w:r>
-              <w:rPr>
-                <w:b/>
-              </w:rPr>
-              <w:t xml:space="preserve"> </w:t>
+            <w:r>
+              <w:rPr>
+                <w:b/>
+              </w:rPr>
+              <w:t xml:space="preserve">Linha </w:t>
             </w:r>
             <w:r>
               <w:rPr>
@@ -1638,89 +982,11 @@
             <w:r>
               <w:t xml:space="preserve">: </w:t>
             </w:r>
-            <w:proofErr w:type="spellStart"/>
-            <w:r>
-              <w:rPr>
-                <w:rFonts w:ascii="Times New Roman" w:hAnsi="Times New Roman" w:cs="Times New Roman"/>
-              </w:rPr>
-              <w:t>Profissional</w:t>
-            </w:r>
-            <w:proofErr w:type="spellEnd"/>
-            <w:r>
-              <w:rPr>
-                <w:rFonts w:ascii="Times New Roman" w:hAnsi="Times New Roman" w:cs="Times New Roman"/>
-              </w:rPr>
-              <w:t xml:space="preserve"> </w:t>
-            </w:r>
-            <w:proofErr w:type="spellStart"/>
-            <w:r>
-              <w:rPr>
-                <w:rFonts w:ascii="Times New Roman" w:hAnsi="Times New Roman" w:cs="Times New Roman"/>
-              </w:rPr>
-              <w:t>envia</w:t>
-            </w:r>
-            <w:proofErr w:type="spellEnd"/>
-            <w:r>
-              <w:rPr>
-                <w:rFonts w:ascii="Times New Roman" w:hAnsi="Times New Roman" w:cs="Times New Roman"/>
-              </w:rPr>
-              <w:t xml:space="preserve"> o </w:t>
-            </w:r>
-            <w:proofErr w:type="spellStart"/>
-            <w:r>
-              <w:rPr>
-                <w:rFonts w:ascii="Times New Roman" w:hAnsi="Times New Roman" w:cs="Times New Roman"/>
-              </w:rPr>
-              <w:t>orçamento</w:t>
-            </w:r>
-            <w:proofErr w:type="spellEnd"/>
-            <w:r>
-              <w:rPr>
-                <w:rFonts w:ascii="Times New Roman" w:hAnsi="Times New Roman" w:cs="Times New Roman"/>
-              </w:rPr>
-              <w:t xml:space="preserve">, </w:t>
-            </w:r>
-            <w:proofErr w:type="spellStart"/>
-            <w:r>
-              <w:rPr>
-                <w:rFonts w:ascii="Times New Roman" w:hAnsi="Times New Roman" w:cs="Times New Roman"/>
-              </w:rPr>
-              <w:t>porém</w:t>
-            </w:r>
-            <w:proofErr w:type="spellEnd"/>
-            <w:r>
-              <w:rPr>
-                <w:rFonts w:ascii="Times New Roman" w:hAnsi="Times New Roman" w:cs="Times New Roman"/>
-              </w:rPr>
-              <w:t xml:space="preserve"> o </w:t>
-            </w:r>
-            <w:proofErr w:type="spellStart"/>
-            <w:r>
-              <w:rPr>
-                <w:rFonts w:ascii="Times New Roman" w:hAnsi="Times New Roman" w:cs="Times New Roman"/>
-              </w:rPr>
-              <w:t>Cliente</w:t>
-            </w:r>
-            <w:proofErr w:type="spellEnd"/>
-            <w:r>
-              <w:rPr>
-                <w:rFonts w:ascii="Times New Roman" w:hAnsi="Times New Roman" w:cs="Times New Roman"/>
-              </w:rPr>
-              <w:t xml:space="preserve"> </w:t>
-            </w:r>
-            <w:proofErr w:type="spellStart"/>
-            <w:r>
-              <w:rPr>
-                <w:rFonts w:ascii="Times New Roman" w:hAnsi="Times New Roman" w:cs="Times New Roman"/>
-              </w:rPr>
-              <w:t>recusa</w:t>
-            </w:r>
-            <w:proofErr w:type="spellEnd"/>
-            <w:r>
-              <w:rPr>
-                <w:rFonts w:ascii="Times New Roman" w:hAnsi="Times New Roman" w:cs="Times New Roman"/>
-              </w:rPr>
-              <w:t xml:space="preserve"> o valor</w:t>
+            <w:r>
+              <w:rPr>
+                <w:rFonts w:ascii="Times New Roman" w:hAnsi="Times New Roman" w:cs="Times New Roman"/>
+              </w:rPr>
+              <w:t>Profissional envia o orçamento, porém o Cliente recusa o valor</w:t>
             </w:r>
             <w:r>
               <w:rPr>
@@ -1733,35 +999,7 @@
               <w:rPr>
                 <w:rFonts w:ascii="Times New Roman" w:hAnsi="Times New Roman" w:cs="Times New Roman"/>
               </w:rPr>
-              <w:t xml:space="preserve"> Sistema </w:t>
-            </w:r>
-            <w:proofErr w:type="spellStart"/>
-            <w:r>
-              <w:rPr>
-                <w:rFonts w:ascii="Times New Roman" w:hAnsi="Times New Roman" w:cs="Times New Roman"/>
-              </w:rPr>
-              <w:t>notifica</w:t>
-            </w:r>
-            <w:proofErr w:type="spellEnd"/>
-            <w:r>
-              <w:rPr>
-                <w:rFonts w:ascii="Times New Roman" w:hAnsi="Times New Roman" w:cs="Times New Roman"/>
-              </w:rPr>
-              <w:t xml:space="preserve"> o </w:t>
-            </w:r>
-            <w:proofErr w:type="spellStart"/>
-            <w:r>
-              <w:rPr>
-                <w:rFonts w:ascii="Times New Roman" w:hAnsi="Times New Roman" w:cs="Times New Roman"/>
-              </w:rPr>
-              <w:t>Profissional</w:t>
-            </w:r>
-            <w:proofErr w:type="spellEnd"/>
-            <w:r>
-              <w:rPr>
-                <w:rFonts w:ascii="Times New Roman" w:hAnsi="Times New Roman" w:cs="Times New Roman"/>
-              </w:rPr>
-              <w:t xml:space="preserve"> </w:t>
+              <w:t xml:space="preserve"> Sistema notifica o Profissional </w:t>
             </w:r>
             <w:r>
               <w:rPr>
@@ -1774,35 +1012,7 @@
               <w:rPr>
                 <w:rFonts w:ascii="Times New Roman" w:hAnsi="Times New Roman" w:cs="Times New Roman"/>
               </w:rPr>
-              <w:t xml:space="preserve"> "</w:t>
-            </w:r>
-            <w:proofErr w:type="spellStart"/>
-            <w:r>
-              <w:rPr>
-                <w:rFonts w:ascii="Times New Roman" w:hAnsi="Times New Roman" w:cs="Times New Roman"/>
-              </w:rPr>
-              <w:t>Orçamento</w:t>
-            </w:r>
-            <w:proofErr w:type="spellEnd"/>
-            <w:r>
-              <w:rPr>
-                <w:rFonts w:ascii="Times New Roman" w:hAnsi="Times New Roman" w:cs="Times New Roman"/>
-              </w:rPr>
-              <w:t xml:space="preserve"> </w:t>
-            </w:r>
-            <w:proofErr w:type="spellStart"/>
-            <w:r>
-              <w:rPr>
-                <w:rFonts w:ascii="Times New Roman" w:hAnsi="Times New Roman" w:cs="Times New Roman"/>
-              </w:rPr>
-              <w:t>recusado</w:t>
-            </w:r>
-            <w:proofErr w:type="spellEnd"/>
-            <w:r>
-              <w:rPr>
-                <w:rFonts w:ascii="Times New Roman" w:hAnsi="Times New Roman" w:cs="Times New Roman"/>
-              </w:rPr>
-              <w:t>"</w:t>
+              <w:t xml:space="preserve"> "Orçamento recusado"</w:t>
             </w:r>
             <w:r>
               <w:rPr>
@@ -1828,21 +1038,7 @@
               <w:rPr>
                 <w:rFonts w:ascii="Times New Roman" w:hAnsi="Times New Roman" w:cs="Times New Roman"/>
               </w:rPr>
-              <w:t xml:space="preserve"> </w:t>
-            </w:r>
-            <w:proofErr w:type="spellStart"/>
-            <w:r>
-              <w:rPr>
-                <w:rFonts w:ascii="Times New Roman" w:hAnsi="Times New Roman" w:cs="Times New Roman"/>
-              </w:rPr>
-              <w:t>Linha</w:t>
-            </w:r>
-            <w:proofErr w:type="spellEnd"/>
-            <w:r>
-              <w:rPr>
-                <w:rFonts w:ascii="Times New Roman" w:hAnsi="Times New Roman" w:cs="Times New Roman"/>
-              </w:rPr>
-              <w:t xml:space="preserve"> 1</w:t>
+              <w:t xml:space="preserve"> Linha 1</w:t>
             </w:r>
             <w:r>
               <w:rPr>
@@ -1968,7 +1164,6 @@
             <w:pPr>
               <w:jc w:val="center"/>
             </w:pPr>
-            <w:proofErr w:type="spellStart"/>
             <w:r>
               <w:rPr>
                 <w:sz w:val="24"/>
@@ -1976,7 +1171,6 @@
               </w:rPr>
               <w:t>Alteração</w:t>
             </w:r>
-            <w:proofErr w:type="spellEnd"/>
           </w:p>
         </w:tc>
       </w:tr>
@@ -2073,23 +1267,13 @@
                 <w:szCs w:val="24"/>
               </w:rPr>
             </w:pPr>
-            <w:proofErr w:type="spellStart"/>
             <w:r>
               <w:rPr>
                 <w:rFonts w:ascii="Times New Roman" w:hAnsi="Times New Roman" w:cs="Times New Roman"/>
                 <w:sz w:val="24"/>
                 <w:szCs w:val="24"/>
               </w:rPr>
-              <w:t>Criação</w:t>
-            </w:r>
-            <w:proofErr w:type="spellEnd"/>
-            <w:r>
-              <w:rPr>
-                <w:rFonts w:ascii="Times New Roman" w:hAnsi="Times New Roman" w:cs="Times New Roman"/>
-                <w:sz w:val="24"/>
-                <w:szCs w:val="24"/>
-              </w:rPr>
-              <w:t xml:space="preserve"> do Caso de Uso</w:t>
+              <w:t>Criação do Caso de Uso</w:t>
             </w:r>
           </w:p>
           <w:p>
@@ -2172,86 +1356,20 @@
                 <w:szCs w:val="24"/>
               </w:rPr>
             </w:pPr>
-            <w:proofErr w:type="spellStart"/>
             <w:r>
               <w:rPr>
                 <w:sz w:val="24"/>
                 <w:szCs w:val="24"/>
               </w:rPr>
-              <w:t>Revisão</w:t>
-            </w:r>
-            <w:proofErr w:type="spellEnd"/>
+              <w:t xml:space="preserve">Revisão do documento </w:t>
+            </w:r>
             <w:r>
               <w:rPr>
                 <w:sz w:val="24"/>
                 <w:szCs w:val="24"/>
               </w:rPr>
-              <w:t xml:space="preserve"> do </w:t>
-            </w:r>
-            <w:proofErr w:type="spellStart"/>
-            <w:r>
-              <w:rPr>
-                <w:sz w:val="24"/>
-                <w:szCs w:val="24"/>
-              </w:rPr>
-              <w:t>documento</w:t>
-            </w:r>
-            <w:proofErr w:type="spellEnd"/>
-            <w:r>
-              <w:rPr>
-                <w:sz w:val="24"/>
-                <w:szCs w:val="24"/>
-              </w:rPr>
-              <w:t xml:space="preserve"> </w:t>
-            </w:r>
-            <w:r>
-              <w:rPr>
-                <w:sz w:val="24"/>
-                <w:szCs w:val="24"/>
-              </w:rPr>
-              <w:t xml:space="preserve">de </w:t>
-            </w:r>
-            <w:proofErr w:type="spellStart"/>
-            <w:r>
-              <w:rPr>
-                <w:sz w:val="24"/>
-                <w:szCs w:val="24"/>
-              </w:rPr>
-              <w:t>acordo</w:t>
-            </w:r>
-            <w:proofErr w:type="spellEnd"/>
-            <w:r>
-              <w:rPr>
-                <w:sz w:val="24"/>
-                <w:szCs w:val="24"/>
-              </w:rPr>
-              <w:t xml:space="preserve"> com o </w:t>
-            </w:r>
-            <w:proofErr w:type="spellStart"/>
-            <w:r>
-              <w:rPr>
-                <w:sz w:val="24"/>
-                <w:szCs w:val="24"/>
-              </w:rPr>
-              <w:t>protótipo</w:t>
-            </w:r>
-            <w:proofErr w:type="spellEnd"/>
-            <w:r>
-              <w:rPr>
-                <w:sz w:val="24"/>
-                <w:szCs w:val="24"/>
-              </w:rPr>
-              <w:t xml:space="preserve"> da </w:t>
-            </w:r>
-            <w:proofErr w:type="spellStart"/>
-            <w:r>
-              <w:rPr>
-                <w:sz w:val="24"/>
-                <w:szCs w:val="24"/>
-              </w:rPr>
-              <w:t>tela</w:t>
-            </w:r>
-            <w:proofErr w:type="spellEnd"/>
+              <w:t>de acordo com o protótipo da tela</w:t>
+            </w:r>
           </w:p>
         </w:tc>
       </w:tr>
